--- a/docs/cv.docx
+++ b/docs/cv.docx
@@ -42,7 +42,7 @@
           <w:color w:val="4a5568"/>
           <w:rtl w:val="0"/>
         </w:rPr>
-        <w:t xml:space="preserve">Hong Kong  |  +852 90221206  |  hilsaga@gmail.com  |  Languages: Native Cantonese &amp; Mandarin, Fluent English</w:t>
+        <w:t xml:space="preserve">Hong Kong  |  +852 90221206  |  hilsaga@gmail.com  |  https://github.com/hilsaga  |  Languages: Native Cantonese &amp; Mandarin, Fluent English</w:t>
       </w:r>
     </w:p>
     <w:p>
